--- a/reports/UCI_Online_Retail_Analysis_Report.docx
+++ b/reports/UCI_Online_Retail_Analysis_Report.docx
@@ -1073,7 +1073,7 @@
           <w:color w:val="212121"/>
           <w:sz w:val="24"/>
         </w:rPr>
-        <w:t xml:space="preserve">留存没有下滑，收缩的是获客：剔除两个不可比的批次后，2010 与 2011 年新客次月留存分别为 20.1% 与 </w:t>
+        <w:t xml:space="preserve">留存没有下滑，收缩的是获客：剔除观察窗不完整的两个末月批次后，2010 与 2011 年新客次月留存分别为 19.9% 与 </w:t>
       </w:r>
       <w:r>
         <w:rPr>
@@ -6583,7 +6583,7 @@
                 <w:rFonts w:ascii="宋体" w:eastAsia="宋体" w:hAnsi="宋体" w:cs="宋体" w:hint="eastAsia"/>
                 <w:color w:val="212121"/>
               </w:rPr>
-              <w:t>数据止于 12-23，缺最后一周</w:t>
+              <w:t>圣诞停业，批次仅 76 人；次月观察窗完整</w:t>
             </w:r>
           </w:p>
         </w:tc>
@@ -7137,7 +7137,7 @@
                 <w:rFonts w:ascii="宋体" w:eastAsia="宋体" w:hAnsi="宋体" w:cs="宋体"/>
                 <w:color w:val="212121"/>
               </w:rPr>
-              <w:t>11</w:t>
+              <w:t>10</w:t>
             </w:r>
           </w:p>
         </w:tc>
@@ -7168,7 +7168,7 @@
                 <w:rFonts w:ascii="宋体" w:eastAsia="宋体" w:hAnsi="宋体" w:cs="宋体"/>
                 <w:color w:val="212121"/>
               </w:rPr>
-              <w:t>1,508</w:t>
+              <w:t>1,317</w:t>
             </w:r>
           </w:p>
         </w:tc>
@@ -7199,7 +7199,7 @@
                 <w:rFonts w:ascii="宋体" w:eastAsia="宋体" w:hAnsi="宋体" w:cs="宋体"/>
                 <w:color w:val="212121"/>
               </w:rPr>
-              <w:t>22.4%</w:t>
+              <w:t>23.6%</w:t>
             </w:r>
           </w:p>
         </w:tc>
@@ -7230,7 +7230,7 @@
                 <w:rFonts w:ascii="宋体" w:eastAsia="宋体" w:hAnsi="宋体" w:cs="宋体"/>
                 <w:color w:val="212121"/>
               </w:rPr>
-              <w:t>20.3 – 24.5%</w:t>
+              <w:t>21.3 – 25.9%</w:t>
             </w:r>
           </w:p>
         </w:tc>
@@ -7251,7 +7251,7 @@
           <w:color w:val="212121"/>
           <w:sz w:val="24"/>
         </w:rPr>
-        <w:t>两比例差异检验：差 2.52 个百分点，z = 2.01，在 5% 水平上显著。方向上，2011 年的新客次月留存比 2010 年高，不是低。</w:t>
+        <w:t>两比例差异检验：2010 年 12 批合计 3,373 人、加权 19.9%，2011 年 10 批（剔除观察窗不足的 2011-11、2011-12）合计 1,317 人、加权 23.6%，差 3.72 个百分点，z = 2.81，在 5% 水平上显著。方向上，2011 年的新客次月留存比 2010 年高，不是低。</w:t>
       </w:r>
     </w:p>
     <w:p>
@@ -7269,7 +7269,7 @@
           <w:color w:val="212121"/>
           <w:sz w:val="24"/>
         </w:rPr>
-        <w:t>这个结果还偏保守。2011-11 批次的次月是 2011-12，而该月只有 9 天数据，所以这一批 14.1% 的留存被系统性低估。把两个问题批次都剔除后重算：2010 年（不含仅 76 人的 2010-12）为 20.1%（N=3,297），2011 年（不含被截断的 2011-11）为 23.6%（N=1,317），差 3.47 个百分点，z = 2.61。无论是否剔除，方向一致，剔除后差距更大。</w:t>
+        <w:t>剔除规则只有一条：看次月观察窗是否完整，不看结果好不好看。2011-11 批次的次月是 2011-12，而该月数据止于 12-09，观察窗只有 9 天，这一批 14.1% 的留存被系统性低估；2011-12 批次则根本没有次月。这两批必须剔。2010-12 批次只有 76 人、置信区间宽达 13 个百分点，但它的次月是完整的 2011-01，所以留在样本里。作为敏感性分析，把它也一起剔掉：2010 年变为 20.1%（N=3,297），差距 3.47 个百分点、z = 2.61，方向和结论都不变，只是幅度小一点。</w:t>
       </w:r>
     </w:p>
     <w:p>
@@ -13101,7 +13101,7 @@
           <w:color w:val="212121"/>
           <w:sz w:val="24"/>
         </w:rPr>
-        <w:t>风险在获客而非留存：剔除两个不可比批次后，2011 年新客次月留存 23.6%，高于 2010 年的 20.1%（z=2.61）；但同月新增客户月均由 300 人降至 137 人，11 个月无一月同比转正。</w:t>
+        <w:t>风险在获客而非留存：剔除观察窗不完整的两个末月批次后，2011 年新客次月留存 23.6%，高于 2010 年的 19.9%（z=2.81）；但同月新增客户月均由 300 人降至 137 人，11 个月无一月同比转正。</w:t>
       </w:r>
     </w:p>
     <w:p>
